--- a/assets/libreoffice_writ_njc/247db8e9-9fd2-49a6-85f9-b53854f64c47/Policy_L2_09.docx
+++ b/assets/libreoffice_writ_njc/247db8e9-9fd2-49a6-85f9-b53854f64c47/Policy_L2_09.docx
@@ -187,6 +187,7 @@
         </w:tabs>
         <w:ind w:left="1080" w:hanging="360"/>
       </w:pPr>
+      <w:rPr/>
     </w:lvl>
     <w:lvl w:ilvl="2">
       <w:start w:val="1"/>
@@ -199,6 +200,7 @@
         </w:tabs>
         <w:ind w:left="1440" w:hanging="360"/>
       </w:pPr>
+      <w:rPr/>
     </w:lvl>
     <w:lvl w:ilvl="3">
       <w:start w:val="1"/>
@@ -211,6 +213,7 @@
         </w:tabs>
         <w:ind w:left="1800" w:hanging="360"/>
       </w:pPr>
+      <w:rPr/>
     </w:lvl>
     <w:lvl w:ilvl="4">
       <w:start w:val="1"/>
@@ -223,6 +226,7 @@
         </w:tabs>
         <w:ind w:left="2160" w:hanging="360"/>
       </w:pPr>
+      <w:rPr/>
     </w:lvl>
     <w:lvl w:ilvl="5">
       <w:start w:val="1"/>
@@ -235,6 +239,7 @@
         </w:tabs>
         <w:ind w:left="2520" w:hanging="360"/>
       </w:pPr>
+      <w:rPr/>
     </w:lvl>
     <w:lvl w:ilvl="6">
       <w:start w:val="1"/>
@@ -247,6 +252,7 @@
         </w:tabs>
         <w:ind w:left="2880" w:hanging="360"/>
       </w:pPr>
+      <w:rPr/>
     </w:lvl>
     <w:lvl w:ilvl="7">
       <w:start w:val="1"/>
@@ -259,6 +265,7 @@
         </w:tabs>
         <w:ind w:left="3240" w:hanging="360"/>
       </w:pPr>
+      <w:rPr/>
     </w:lvl>
     <w:lvl w:ilvl="8">
       <w:start w:val="1"/>
@@ -271,6 +278,7 @@
         </w:tabs>
         <w:ind w:left="3600" w:hanging="360"/>
       </w:pPr>
+      <w:rPr/>
     </w:lvl>
   </w:abstractNum>
   <w:abstractNum w:abstractNumId="2">
@@ -300,6 +308,7 @@
         </w:tabs>
         <w:ind w:left="1080" w:hanging="360"/>
       </w:pPr>
+      <w:rPr/>
     </w:lvl>
     <w:lvl w:ilvl="2">
       <w:start w:val="1"/>
@@ -312,6 +321,7 @@
         </w:tabs>
         <w:ind w:left="1440" w:hanging="360"/>
       </w:pPr>
+      <w:rPr/>
     </w:lvl>
     <w:lvl w:ilvl="3">
       <w:start w:val="1"/>
@@ -324,6 +334,7 @@
         </w:tabs>
         <w:ind w:left="1800" w:hanging="360"/>
       </w:pPr>
+      <w:rPr/>
     </w:lvl>
     <w:lvl w:ilvl="4">
       <w:start w:val="1"/>
@@ -336,6 +347,7 @@
         </w:tabs>
         <w:ind w:left="2160" w:hanging="360"/>
       </w:pPr>
+      <w:rPr/>
     </w:lvl>
     <w:lvl w:ilvl="5">
       <w:start w:val="1"/>
@@ -348,6 +360,7 @@
         </w:tabs>
         <w:ind w:left="2520" w:hanging="360"/>
       </w:pPr>
+      <w:rPr/>
     </w:lvl>
     <w:lvl w:ilvl="6">
       <w:start w:val="1"/>
@@ -360,6 +373,7 @@
         </w:tabs>
         <w:ind w:left="2880" w:hanging="360"/>
       </w:pPr>
+      <w:rPr/>
     </w:lvl>
     <w:lvl w:ilvl="7">
       <w:start w:val="1"/>
@@ -372,6 +386,7 @@
         </w:tabs>
         <w:ind w:left="3240" w:hanging="360"/>
       </w:pPr>
+      <w:rPr/>
     </w:lvl>
     <w:lvl w:ilvl="8">
       <w:start w:val="1"/>
@@ -384,6 +399,7 @@
         </w:tabs>
         <w:ind w:left="3600" w:hanging="360"/>
       </w:pPr>
+      <w:rPr/>
     </w:lvl>
   </w:abstractNum>
   <w:abstractNum w:abstractNumId="3">
@@ -413,6 +429,7 @@
         </w:tabs>
         <w:ind w:left="1080" w:hanging="360"/>
       </w:pPr>
+      <w:rPr/>
     </w:lvl>
     <w:lvl w:ilvl="2">
       <w:start w:val="1"/>
@@ -425,6 +442,7 @@
         </w:tabs>
         <w:ind w:left="1440" w:hanging="360"/>
       </w:pPr>
+      <w:rPr/>
     </w:lvl>
     <w:lvl w:ilvl="3">
       <w:start w:val="1"/>
@@ -437,6 +455,7 @@
         </w:tabs>
         <w:ind w:left="1800" w:hanging="360"/>
       </w:pPr>
+      <w:rPr/>
     </w:lvl>
     <w:lvl w:ilvl="4">
       <w:start w:val="1"/>
@@ -449,6 +468,7 @@
         </w:tabs>
         <w:ind w:left="2160" w:hanging="360"/>
       </w:pPr>
+      <w:rPr/>
     </w:lvl>
     <w:lvl w:ilvl="5">
       <w:start w:val="1"/>
@@ -461,6 +481,7 @@
         </w:tabs>
         <w:ind w:left="2520" w:hanging="360"/>
       </w:pPr>
+      <w:rPr/>
     </w:lvl>
     <w:lvl w:ilvl="6">
       <w:start w:val="1"/>
@@ -473,6 +494,7 @@
         </w:tabs>
         <w:ind w:left="2880" w:hanging="360"/>
       </w:pPr>
+      <w:rPr/>
     </w:lvl>
     <w:lvl w:ilvl="7">
       <w:start w:val="1"/>
@@ -485,6 +507,7 @@
         </w:tabs>
         <w:ind w:left="3240" w:hanging="360"/>
       </w:pPr>
+      <w:rPr/>
     </w:lvl>
     <w:lvl w:ilvl="8">
       <w:start w:val="1"/>
@@ -497,6 +520,7 @@
         </w:tabs>
         <w:ind w:left="3600" w:hanging="360"/>
       </w:pPr>
+      <w:rPr/>
     </w:lvl>
   </w:abstractNum>
   <w:abstractNum w:abstractNumId="4">
@@ -524,6 +548,7 @@
         </w:tabs>
         <w:ind w:left="1080" w:hanging="360"/>
       </w:pPr>
+      <w:rPr/>
     </w:lvl>
     <w:lvl w:ilvl="2">
       <w:start w:val="1"/>
@@ -536,6 +561,7 @@
         </w:tabs>
         <w:ind w:left="1440" w:hanging="360"/>
       </w:pPr>
+      <w:rPr/>
     </w:lvl>
     <w:lvl w:ilvl="3">
       <w:start w:val="1"/>
@@ -548,6 +574,7 @@
         </w:tabs>
         <w:ind w:left="1800" w:hanging="360"/>
       </w:pPr>
+      <w:rPr/>
     </w:lvl>
     <w:lvl w:ilvl="4">
       <w:start w:val="1"/>
@@ -560,6 +587,7 @@
         </w:tabs>
         <w:ind w:left="2160" w:hanging="360"/>
       </w:pPr>
+      <w:rPr/>
     </w:lvl>
     <w:lvl w:ilvl="5">
       <w:start w:val="1"/>
@@ -572,6 +600,7 @@
         </w:tabs>
         <w:ind w:left="2520" w:hanging="360"/>
       </w:pPr>
+      <w:rPr/>
     </w:lvl>
     <w:lvl w:ilvl="6">
       <w:start w:val="1"/>
@@ -584,6 +613,7 @@
         </w:tabs>
         <w:ind w:left="2880" w:hanging="360"/>
       </w:pPr>
+      <w:rPr/>
     </w:lvl>
     <w:lvl w:ilvl="7">
       <w:start w:val="1"/>
@@ -596,6 +626,7 @@
         </w:tabs>
         <w:ind w:left="3240" w:hanging="360"/>
       </w:pPr>
+      <w:rPr/>
     </w:lvl>
     <w:lvl w:ilvl="8">
       <w:start w:val="1"/>
@@ -608,6 +639,7 @@
         </w:tabs>
         <w:ind w:left="3600" w:hanging="360"/>
       </w:pPr>
+      <w:rPr/>
     </w:lvl>
   </w:abstractNum>
   <w:abstractNum w:abstractNumId="5">
@@ -635,6 +667,7 @@
         </w:tabs>
         <w:ind w:left="1080" w:hanging="360"/>
       </w:pPr>
+      <w:rPr/>
     </w:lvl>
     <w:lvl w:ilvl="2">
       <w:start w:val="1"/>
@@ -647,6 +680,7 @@
         </w:tabs>
         <w:ind w:left="1440" w:hanging="360"/>
       </w:pPr>
+      <w:rPr/>
     </w:lvl>
     <w:lvl w:ilvl="3">
       <w:start w:val="1"/>
@@ -659,6 +693,7 @@
         </w:tabs>
         <w:ind w:left="1800" w:hanging="360"/>
       </w:pPr>
+      <w:rPr/>
     </w:lvl>
     <w:lvl w:ilvl="4">
       <w:start w:val="1"/>
@@ -671,6 +706,7 @@
         </w:tabs>
         <w:ind w:left="2160" w:hanging="360"/>
       </w:pPr>
+      <w:rPr/>
     </w:lvl>
     <w:lvl w:ilvl="5">
       <w:start w:val="1"/>
@@ -683,6 +719,7 @@
         </w:tabs>
         <w:ind w:left="2520" w:hanging="360"/>
       </w:pPr>
+      <w:rPr/>
     </w:lvl>
     <w:lvl w:ilvl="6">
       <w:start w:val="1"/>
@@ -695,6 +732,7 @@
         </w:tabs>
         <w:ind w:left="2880" w:hanging="360"/>
       </w:pPr>
+      <w:rPr/>
     </w:lvl>
     <w:lvl w:ilvl="7">
       <w:start w:val="1"/>
@@ -707,6 +745,7 @@
         </w:tabs>
         <w:ind w:left="3240" w:hanging="360"/>
       </w:pPr>
+      <w:rPr/>
     </w:lvl>
     <w:lvl w:ilvl="8">
       <w:start w:val="1"/>
@@ -719,6 +758,7 @@
         </w:tabs>
         <w:ind w:left="3600" w:hanging="360"/>
       </w:pPr>
+      <w:rPr/>
     </w:lvl>
   </w:abstractNum>
   <w:abstractNum w:abstractNumId="6">
@@ -746,6 +786,7 @@
         </w:tabs>
         <w:ind w:left="1080" w:hanging="360"/>
       </w:pPr>
+      <w:rPr/>
     </w:lvl>
     <w:lvl w:ilvl="2">
       <w:start w:val="1"/>
@@ -758,6 +799,7 @@
         </w:tabs>
         <w:ind w:left="1440" w:hanging="360"/>
       </w:pPr>
+      <w:rPr/>
     </w:lvl>
     <w:lvl w:ilvl="3">
       <w:start w:val="1"/>
@@ -770,6 +812,7 @@
         </w:tabs>
         <w:ind w:left="1800" w:hanging="360"/>
       </w:pPr>
+      <w:rPr/>
     </w:lvl>
     <w:lvl w:ilvl="4">
       <w:start w:val="1"/>
@@ -782,6 +825,7 @@
         </w:tabs>
         <w:ind w:left="2160" w:hanging="360"/>
       </w:pPr>
+      <w:rPr/>
     </w:lvl>
     <w:lvl w:ilvl="5">
       <w:start w:val="1"/>
@@ -794,6 +838,7 @@
         </w:tabs>
         <w:ind w:left="2520" w:hanging="360"/>
       </w:pPr>
+      <w:rPr/>
     </w:lvl>
     <w:lvl w:ilvl="6">
       <w:start w:val="1"/>
@@ -806,6 +851,7 @@
         </w:tabs>
         <w:ind w:left="2880" w:hanging="360"/>
       </w:pPr>
+      <w:rPr/>
     </w:lvl>
     <w:lvl w:ilvl="7">
       <w:start w:val="1"/>
@@ -818,6 +864,7 @@
         </w:tabs>
         <w:ind w:left="3240" w:hanging="360"/>
       </w:pPr>
+      <w:rPr/>
     </w:lvl>
     <w:lvl w:ilvl="8">
       <w:start w:val="1"/>
@@ -830,6 +877,7 @@
         </w:tabs>
         <w:ind w:left="3600" w:hanging="360"/>
       </w:pPr>
+      <w:rPr/>
     </w:lvl>
   </w:abstractNum>
   <w:abstractNum w:abstractNumId="7">
@@ -1137,6 +1185,7 @@
     <w:rsid w:val="00fc693f"/>
     <w:pPr>
       <w:widowControl/>
+      <w:suppressAutoHyphens w:val="true"/>
       <w:bidi w:val="0"/>
       <w:spacing w:lineRule="auto" w:line="276" w:before="0" w:after="200"/>
       <w:jc w:val="left"/>
@@ -1829,6 +1878,7 @@
     <w:rsid w:val="00fc693f"/>
     <w:pPr>
       <w:widowControl/>
+      <w:suppressAutoHyphens w:val="true"/>
       <w:bidi w:val="0"/>
       <w:spacing w:lineRule="auto" w:line="240" w:before="0" w:after="0"/>
       <w:jc w:val="left"/>
@@ -1927,24 +1977,29 @@
       <w:szCs w:val="16"/>
     </w:rPr>
   </w:style>
-  <w:style w:type="paragraph" w:styleId="List2">
+  <w:style w:type="paragraph" w:styleId="ListBullet3">
     <w:name w:val="List Bullet 3"/>
     <w:basedOn w:val="Normal"/>
     <w:uiPriority w:val="99"/>
     <w:unhideWhenUsed/>
+    <w:qFormat/>
     <w:rsid w:val="00326f90"/>
     <w:pPr>
+      <w:numPr>
+        <w:ilvl w:val="0"/>
+        <w:numId w:val="3"/>
+      </w:numPr>
       <w:spacing w:before="0" w:after="200"/>
-      <w:ind w:left="720" w:hanging="360"/>
       <w:contextualSpacing/>
     </w:pPr>
     <w:rPr/>
   </w:style>
-  <w:style w:type="paragraph" w:styleId="List3">
+  <w:style w:type="paragraph" w:styleId="ListBullet4">
     <w:name w:val="List Bullet 4"/>
     <w:basedOn w:val="Normal"/>
     <w:uiPriority w:val="99"/>
     <w:unhideWhenUsed/>
+    <w:qFormat/>
     <w:rsid w:val="00326f90"/>
     <w:pPr>
       <w:spacing w:before="0" w:after="200"/>
@@ -1981,23 +2036,6 @@
       <w:numPr>
         <w:ilvl w:val="0"/>
         <w:numId w:val="2"/>
-      </w:numPr>
-      <w:spacing w:before="0" w:after="200"/>
-      <w:contextualSpacing/>
-    </w:pPr>
-    <w:rPr/>
-  </w:style>
-  <w:style w:type="paragraph" w:styleId="ListBullet3">
-    <w:name w:val="List Bullet 3"/>
-    <w:basedOn w:val="Normal"/>
-    <w:uiPriority w:val="99"/>
-    <w:unhideWhenUsed/>
-    <w:qFormat/>
-    <w:rsid w:val="00326f90"/>
-    <w:pPr>
-      <w:numPr>
-        <w:ilvl w:val="0"/>
-        <w:numId w:val="3"/>
       </w:numPr>
       <w:spacing w:before="0" w:after="200"/>
       <w:contextualSpacing/>
@@ -2116,6 +2154,7 @@
         <w:tab w:val="left" w:pos="3456" w:leader="none"/>
         <w:tab w:val="left" w:pos="4032" w:leader="none"/>
       </w:tabs>
+      <w:suppressAutoHyphens w:val="true"/>
       <w:bidi w:val="0"/>
       <w:spacing w:lineRule="auto" w:line="276" w:before="0" w:after="200"/>
       <w:jc w:val="left"/>

--- a/assets/libreoffice_writ_njc/247db8e9-9fd2-49a6-85f9-b53854f64c47/Policy_L2_09.docx
+++ b/assets/libreoffice_writ_njc/247db8e9-9fd2-49a6-85f9-b53854f64c47/Policy_L2_09.docx
@@ -9,12 +9,11 @@
       </w:pPr>
       <w:r>
         <w:rPr/>
-        <w:t>DISCLAIMER: This policy is subject to change. Employees should check the HR portal for the latest version.</w:t>
       </w:r>
     </w:p>
     <w:p>
       <w:pPr>
-        <w:pStyle w:val="Title"/>
+        <w:pStyle w:val="TextBody"/>
         <w:rPr/>
       </w:pPr>
       <w:r>
@@ -23,12 +22,30 @@
     </w:p>
     <w:p>
       <w:pPr>
+        <w:pStyle w:val="TextBody"/>
+        <w:rPr/>
+      </w:pPr>
+      <w:r>
+        <w:rPr/>
+      </w:r>
+    </w:p>
+    <w:p>
+      <w:pPr>
         <w:pStyle w:val="Title"/>
         <w:rPr/>
       </w:pPr>
       <w:r>
         <w:rPr/>
-        <w:t>Company Remote Work Policy</w:t>
+      </w:r>
+    </w:p>
+    <w:p>
+      <w:pPr>
+        <w:pStyle w:val="Title"/>
+        <w:rPr/>
+      </w:pPr>
+      <w:r>
+        <w:rPr/>
+        <w:t>COMPANY REMOTE WORK POLICY</w:t>
       </w:r>
     </w:p>
     <w:p>
@@ -48,7 +65,7 @@
       </w:pPr>
       <w:r>
         <w:rPr/>
-        <w:t>1. PURPOSE</w:t>
+        <w:t>DISCLAIMER: This policy is subject to change. Employees should check the HR portal for the latest versioN.1. PURPOSE</w:t>
       </w:r>
     </w:p>
     <w:p>
@@ -58,7 +75,7 @@
       </w:pPr>
       <w:r>
         <w:rPr/>
-        <w:t>This policy establishes guidelines for remote work arrangements to ensure productivity, collaboration, and work-life balance while maintaining the company's operational standards.</w:t>
+        <w:t>THIS POLICY ESTABLISHES GUIDELINES FOR REMOTE WORK ARRANGEMENTS TO ENSURE PRODUCTIVITY, COLLABORATION, AND WORK-LIFE BALANCE WHILE MAINTAINING THE COMPANY'S OPERATIONAL STANDARDS.</w:t>
       </w:r>
     </w:p>
     <w:p>
@@ -78,7 +95,7 @@
       </w:pPr>
       <w:r>
         <w:rPr/>
-        <w:t>All full-time employees who have completed their probation period (90 days) are eligible for remote work arrangements. Approval is subject to manager discretion and role requirements.</w:t>
+        <w:t>ALL FULL-TIME EMPLOYEES WHO HAVE COMPLETED THEIR PROBATION PERIOD (90 DAYS) ARE ELIGIBLE FOR REMOTE WORK ARRANGEMENTS. APPROVAL IS SUBJECT TO MANAGER DISCRETION AND ROLE REQUIREMENTS.</w:t>
       </w:r>
     </w:p>
     <w:p>
@@ -98,7 +115,7 @@
       </w:pPr>
       <w:r>
         <w:rPr/>
-        <w:t>Remote employees must maintain core hours of 10:00 AM to 3:00 PM in their local time zone. Flexible hours outside of core hours are permitted with manager approval. Total weekly hours should not exceed 45 hours without prior authorization.</w:t>
+        <w:t>REMOTE EMPLOYEES MUST MAINTAIN CORE HOURS OF 10:00 AM TO 3:00 PM IN THEIR LOCAL TIME ZONE. FLEXIBLE HOURS OUTSIDE OF CORE HOURS ARE PERMITTED WITH MANAGER APPROVAL. TOTAL WEEKLY HOURS SHOULD NOT EXCEED 45 HOURS WITHOUT PRIOR AUTHORIZATION.</w:t>
       </w:r>
     </w:p>
     <w:p>
